--- a/docker/demo/files/brightwell-lease-engrossment.docx
+++ b/docker/demo/files/brightwell-lease-engrossment.docx
@@ -235,7 +235,7 @@
             </w:pPr>
             <w:r>
               <w:rPr/>
-              <w:t>Unit 4, Weir Lane Trading Estate, Marlbridge WX2 6DN, with its yard and the loading bay in front of it.</w:t>
+              <w:t>Unit 4, Weir Lane Trading Estate, Marlbridge WX2 6DN, shown edged red on the Plan, with its yard and the loading bay in front of it.</w:t>
             </w:r>
           </w:p>
         </w:tc>
@@ -488,6 +488,23 @@
         <w:rPr>
           <w:b/>
         </w:rPr>
+        <w:t>Plan</w:t>
+      </w:r>
+      <w:r>
+        <w:rPr/>
+        <w:t xml:space="preserve"> means the plan annexed to this lease, drawing WL/04/01 revision A.</w:t>
+      </w:r>
+    </w:p>
+    <w:p>
+      <w:pPr>
+        <w:pStyle w:val="BodyTextdf"/>
+        <w:bidi w:val="0"/>
+        <w:rPr/>
+      </w:pPr>
+      <w:r>
+        <w:rPr>
+          <w:b/>
+        </w:rPr>
         <w:t>Premises</w:t>
       </w:r>
       <w:r>
@@ -605,7 +622,7 @@
       </w:pPr>
       <w:r>
         <w:rPr/>
-        <w:t>2.2    The Tenant may, in common with the Landlord and others, use the estate road to reach the Premises, and may display a sign for its business at the entrance to the estate.</w:t>
+        <w:t>2.2    The Tenant may, in common with the Landlord and others, use the estate road to reach the Premises, may park two private vehicles in the spaces numbered 7 and 8 and shaded on the Plan, may keep its refuse bins in the bin store shown on the Plan beside the east side of the Premises, and may display a sign for its business at the entrance to the estate.</w:t>
       </w:r>
     </w:p>
     <w:p>
@@ -1328,6 +1345,32 @@
         </w:tc>
       </w:tr>
     </w:tbl>
+    <w:p>
+      <w:pPr>
+        <w:pStyle w:val="BodyTexthd"/>
+        <w:bidi w:val="0"/>
+        <w:spacing w:before="280" w:after="100"/>
+        <w:ind w:hanging="0" w:left="0" w:right="0"/>
+        <w:jc w:val="left"/>
+        <w:rPr/>
+      </w:pPr>
+      <w:r>
+        <w:rPr/>
+        <w:t>The Plan</w:t>
+      </w:r>
+    </w:p>
+    <w:p>
+      <w:pPr>
+        <w:pStyle w:val="BodyTextcl"/>
+        <w:bidi w:val="0"/>
+        <w:ind w:hanging="0" w:left="0" w:right="0"/>
+        <w:rPr/>
+      </w:pPr>
+      <w:r>
+        <w:rPr/>
+        <w:t>The Plan is Penwick Property Limited’s drawing WL/04/01 revision A, Weir Lane Trading Estate – lease plan, Unit 4, which is annexed to the original of this lease. It shows the Premises edged red, parking spaces 7 and 8 shaded, and the bin store on the east side of the Premises.</w:t>
+      </w:r>
+    </w:p>
     <w:p>
       <w:pPr>
         <w:pStyle w:val="BodyText"/>
